--- a/Casos de Uso/CU-11-Administrar_Cuenta.docx
+++ b/Casos de Uso/CU-11-Administrar_Cuenta.docx
@@ -469,6 +469,13 @@
                 <w:lang w:val="es-GT"/>
               </w:rPr>
             </w:pPr>
+            <w:r>
+              <w:rPr>
+                <w:noProof/>
+                <w:lang w:val="es-GT"/>
+              </w:rPr>
+              <w:t xml:space="preserve">grupo 1 Análisis de Sistemas 2</w:t>
+            </w:r>
           </w:p>
         </w:tc>
         <w:tc>
@@ -487,6 +494,13 @@
                 <w:lang w:val="es-GT"/>
               </w:rPr>
             </w:pPr>
+            <w:r>
+              <w:rPr>
+                <w:noProof/>
+                <w:lang w:val="es-GT"/>
+              </w:rPr>
+              <w:t xml:space="preserve">13/10/2026</w:t>
+            </w:r>
           </w:p>
         </w:tc>
         <w:tc>
@@ -505,6 +519,13 @@
                 <w:lang w:val="es-GT"/>
               </w:rPr>
             </w:pPr>
+            <w:r>
+              <w:rPr>
+                <w:noProof/>
+                <w:lang w:val="es-GT"/>
+              </w:rPr>
+              <w:t xml:space="preserve">Actualización de las referencias a los casos de uso renumerados</w:t>
+            </w:r>
           </w:p>
         </w:tc>
         <w:tc>
@@ -524,6 +545,13 @@
                 <w:lang w:val="es-GT"/>
               </w:rPr>
             </w:pPr>
+            <w:r>
+              <w:rPr>
+                <w:noProof/>
+                <w:lang w:val="es-GT"/>
+              </w:rPr>
+              <w:t xml:space="preserve">1.0</w:t>
+            </w:r>
           </w:p>
         </w:tc>
       </w:tr>
@@ -1447,7 +1475,7 @@
           <w:szCs w:val="20"/>
           <w:lang w:val="es-ES_tradnl"/>
         </w:rPr>
-        <w:t>CU13</w:t>
+        <w:t xml:space="preserve">CU12</w:t>
       </w:r>
     </w:p>
     <w:p>
@@ -1604,7 +1632,7 @@
           <w:szCs w:val="20"/>
           <w:lang w:val="es-ES_tradnl"/>
         </w:rPr>
-        <w:t>CU13</w:t>
+        <w:t xml:space="preserve">CU12</w:t>
       </w:r>
     </w:p>
     <w:p>
@@ -1986,7 +2014,7 @@
           <w:szCs w:val="20"/>
           <w:lang w:val="es-ES_tradnl"/>
         </w:rPr>
-        <w:t>CU13</w:t>
+        <w:t xml:space="preserve">CU12</w:t>
       </w:r>
     </w:p>
     <w:p>
